--- a/demo/cybersafeadvisor-corporate-pack/support-lakeside-bakery-lease-intake-and-contact-profile.docx
+++ b/demo/cybersafeadvisor-corporate-pack/support-lakeside-bakery-lease-intake-and-contact-profile.docx
@@ -183,7 +183,7 @@
     </ns0:p>
     <ns0:p>
       <ns0:r>
-        <ns0:t>Counterparty or stakeholder: Lantern ['Holdings', 'Partners', 'Services', 'Group', 'Counsel'] (fictional).</ns0:t>
+        <ns0:t>Counterparty or stakeholder: Lantern Services (fictional).</ns0:t>
       </ns0:r>
     </ns0:p>
     <ns0:p>

--- a/demo/cybersafeadvisor-corporate-pack/support-lakeside-bakery-lease-intake-and-contact-profile.docx
+++ b/demo/cybersafeadvisor-corporate-pack/support-lakeside-bakery-lease-intake-and-contact-profile.docx
@@ -134,12 +134,27 @@
     </w:p>
     <w:p>
       <w:r>
+        <w:t>Secondary contact: Ira Sloan, Bookkeeper</w:t>
+      </w:r>
+    </w:p>
+    <w:p>
+      <w:r>
         <w:t>Office: 77 Trailhead Avenue, Columbus, OH 43215</w:t>
       </w:r>
     </w:p>
     <w:p>
       <w:r>
-        <w:t>Direct line: +1-555-0122 · Email: emerson.lane@example.invalid</w:t>
+        <w:t>Direct line: +1-202-555-0122 · Email: emerson.lane@example.invalid</w:t>
+      </w:r>
+    </w:p>
+    <w:p>
+      <w:r>
+        <w:t>Client since: 2024-04-15 · Preferred contact: phone · Weekdays, 9:00 a.m.-noon Central</w:t>
+      </w:r>
+    </w:p>
+    <w:p>
+      <w:r>
+        <w:t>Billing profile: Monthly itemized invoice; electronic delivery; client approval required before third-party spend.</w:t>
       </w:r>
     </w:p>
     <w:p>
@@ -183,12 +198,12 @@
     </w:p>
     <w:p>
       <w:r>
-        <w:t>Counterparty or stakeholder: Lantern Services (fictional).</w:t>
+        <w:t>Counterparty or stakeholder: Harbor District Properties, LLC (fictional).</w:t>
       </w:r>
     </w:p>
     <w:p>
       <w:r>
-        <w:t>Primary outside contact: Hayden Carter (counterparty-13@example.invalid).</w:t>
+        <w:t>Primary outside contact: Rene Patel (counterparty-13@example.invalid).</w:t>
       </w:r>
     </w:p>
     <w:p>
